--- a/informes/informe_seguimiento_pericles_vara_chapa_2026-04.docx
+++ b/informes/informe_seguimiento_pericles_vara_chapa_2026-04.docx
@@ -32,7 +32,7 @@
           <w:color w:val="888888"/>
           <w:sz w:val="20"/>
         </w:rPr>
-        <w:t>Fecha: 06/05/2026</w:t>
+        <w:t>Fecha: 07/05/2026</w:t>
       </w:r>
     </w:p>
     <w:p/>
@@ -169,15 +169,16 @@
         <w:tblLook w:firstColumn="1" w:firstRow="1" w:lastColumn="0" w:lastRow="0" w:noHBand="0" w:noVBand="1" w:val="04A0"/>
       </w:tblPr>
       <w:tblGrid>
-        <w:gridCol w:w="2257"/>
-        <w:gridCol w:w="2257"/>
-        <w:gridCol w:w="2257"/>
-        <w:gridCol w:w="2257"/>
+        <w:gridCol w:w="1806"/>
+        <w:gridCol w:w="1806"/>
+        <w:gridCol w:w="1806"/>
+        <w:gridCol w:w="1806"/>
+        <w:gridCol w:w="1806"/>
       </w:tblGrid>
       <w:tr>
         <w:tc>
           <w:tcPr>
-            <w:tcW w:type="dxa" w:w="2257"/>
+            <w:tcW w:type="dxa" w:w="1806"/>
           </w:tcPr>
           <w:p>
             <w:r>
@@ -190,7 +191,7 @@
         </w:tc>
         <w:tc>
           <w:tcPr>
-            <w:tcW w:type="dxa" w:w="2257"/>
+            <w:tcW w:type="dxa" w:w="1806"/>
           </w:tcPr>
           <w:p>
             <w:r>
@@ -203,7 +204,7 @@
         </w:tc>
         <w:tc>
           <w:tcPr>
-            <w:tcW w:type="dxa" w:w="2257"/>
+            <w:tcW w:type="dxa" w:w="1806"/>
           </w:tcPr>
           <w:p>
             <w:r>
@@ -216,7 +217,20 @@
         </w:tc>
         <w:tc>
           <w:tcPr>
-            <w:tcW w:type="dxa" w:w="2257"/>
+            <w:tcW w:type="dxa" w:w="1806"/>
+          </w:tcPr>
+          <w:p>
+            <w:r>
+              <w:rPr>
+                <w:b/>
+              </w:rPr>
+              <w:t>Observaciones</w:t>
+            </w:r>
+          </w:p>
+        </w:tc>
+        <w:tc>
+          <w:tcPr>
+            <w:tcW w:type="dxa" w:w="1806"/>
           </w:tcPr>
           <w:p>
             <w:r>
@@ -231,7 +245,7 @@
       <w:tr>
         <w:tc>
           <w:tcPr>
-            <w:tcW w:type="dxa" w:w="2257"/>
+            <w:tcW w:type="dxa" w:w="1806"/>
           </w:tcPr>
           <w:p>
             <w:r>
@@ -241,7 +255,7 @@
         </w:tc>
         <w:tc>
           <w:tcPr>
-            <w:tcW w:type="dxa" w:w="2257"/>
+            <w:tcW w:type="dxa" w:w="1806"/>
           </w:tcPr>
           <w:p>
             <w:r/>
@@ -249,7 +263,7 @@
         </w:tc>
         <w:tc>
           <w:tcPr>
-            <w:tcW w:type="dxa" w:w="2257"/>
+            <w:tcW w:type="dxa" w:w="1806"/>
           </w:tcPr>
           <w:p>
             <w:r/>
@@ -257,7 +271,15 @@
         </w:tc>
         <w:tc>
           <w:tcPr>
-            <w:tcW w:type="dxa" w:w="2257"/>
+            <w:tcW w:type="dxa" w:w="1806"/>
+          </w:tcPr>
+          <w:p>
+            <w:r/>
+          </w:p>
+        </w:tc>
+        <w:tc>
+          <w:tcPr>
+            <w:tcW w:type="dxa" w:w="1806"/>
           </w:tcPr>
           <w:p>
             <w:r/>
@@ -267,7 +289,7 @@
       <w:tr>
         <w:tc>
           <w:tcPr>
-            <w:tcW w:type="dxa" w:w="2257"/>
+            <w:tcW w:type="dxa" w:w="1806"/>
           </w:tcPr>
           <w:p>
             <w:r>
@@ -277,7 +299,7 @@
         </w:tc>
         <w:tc>
           <w:tcPr>
-            <w:tcW w:type="dxa" w:w="2257"/>
+            <w:tcW w:type="dxa" w:w="1806"/>
           </w:tcPr>
           <w:p>
             <w:r/>
@@ -285,7 +307,7 @@
         </w:tc>
         <w:tc>
           <w:tcPr>
-            <w:tcW w:type="dxa" w:w="2257"/>
+            <w:tcW w:type="dxa" w:w="1806"/>
           </w:tcPr>
           <w:p>
             <w:r/>
@@ -293,7 +315,15 @@
         </w:tc>
         <w:tc>
           <w:tcPr>
-            <w:tcW w:type="dxa" w:w="2257"/>
+            <w:tcW w:type="dxa" w:w="1806"/>
+          </w:tcPr>
+          <w:p>
+            <w:r/>
+          </w:p>
+        </w:tc>
+        <w:tc>
+          <w:tcPr>
+            <w:tcW w:type="dxa" w:w="1806"/>
           </w:tcPr>
           <w:p>
             <w:r/>
@@ -303,7 +333,7 @@
       <w:tr>
         <w:tc>
           <w:tcPr>
-            <w:tcW w:type="dxa" w:w="2257"/>
+            <w:tcW w:type="dxa" w:w="1806"/>
           </w:tcPr>
           <w:p>
             <w:r>
@@ -313,7 +343,7 @@
         </w:tc>
         <w:tc>
           <w:tcPr>
-            <w:tcW w:type="dxa" w:w="2257"/>
+            <w:tcW w:type="dxa" w:w="1806"/>
           </w:tcPr>
           <w:p>
             <w:r/>
@@ -321,7 +351,7 @@
         </w:tc>
         <w:tc>
           <w:tcPr>
-            <w:tcW w:type="dxa" w:w="2257"/>
+            <w:tcW w:type="dxa" w:w="1806"/>
           </w:tcPr>
           <w:p>
             <w:r/>
@@ -329,7 +359,15 @@
         </w:tc>
         <w:tc>
           <w:tcPr>
-            <w:tcW w:type="dxa" w:w="2257"/>
+            <w:tcW w:type="dxa" w:w="1806"/>
+          </w:tcPr>
+          <w:p>
+            <w:r/>
+          </w:p>
+        </w:tc>
+        <w:tc>
+          <w:tcPr>
+            <w:tcW w:type="dxa" w:w="1806"/>
           </w:tcPr>
           <w:p>
             <w:r/>
@@ -339,7 +377,7 @@
       <w:tr>
         <w:tc>
           <w:tcPr>
-            <w:tcW w:type="dxa" w:w="2257"/>
+            <w:tcW w:type="dxa" w:w="1806"/>
           </w:tcPr>
           <w:p>
             <w:r>
@@ -349,7 +387,7 @@
         </w:tc>
         <w:tc>
           <w:tcPr>
-            <w:tcW w:type="dxa" w:w="2257"/>
+            <w:tcW w:type="dxa" w:w="1806"/>
           </w:tcPr>
           <w:p>
             <w:r/>
@@ -357,7 +395,7 @@
         </w:tc>
         <w:tc>
           <w:tcPr>
-            <w:tcW w:type="dxa" w:w="2257"/>
+            <w:tcW w:type="dxa" w:w="1806"/>
           </w:tcPr>
           <w:p>
             <w:r/>
@@ -365,7 +403,15 @@
         </w:tc>
         <w:tc>
           <w:tcPr>
-            <w:tcW w:type="dxa" w:w="2257"/>
+            <w:tcW w:type="dxa" w:w="1806"/>
+          </w:tcPr>
+          <w:p>
+            <w:r/>
+          </w:p>
+        </w:tc>
+        <w:tc>
+          <w:tcPr>
+            <w:tcW w:type="dxa" w:w="1806"/>
           </w:tcPr>
           <w:p>
             <w:r/>
@@ -375,7 +421,7 @@
       <w:tr>
         <w:tc>
           <w:tcPr>
-            <w:tcW w:type="dxa" w:w="2257"/>
+            <w:tcW w:type="dxa" w:w="1806"/>
           </w:tcPr>
           <w:p>
             <w:r>
@@ -385,7 +431,7 @@
         </w:tc>
         <w:tc>
           <w:tcPr>
-            <w:tcW w:type="dxa" w:w="2257"/>
+            <w:tcW w:type="dxa" w:w="1806"/>
           </w:tcPr>
           <w:p>
             <w:r/>
@@ -393,7 +439,7 @@
         </w:tc>
         <w:tc>
           <w:tcPr>
-            <w:tcW w:type="dxa" w:w="2257"/>
+            <w:tcW w:type="dxa" w:w="1806"/>
           </w:tcPr>
           <w:p>
             <w:r/>
@@ -401,7 +447,15 @@
         </w:tc>
         <w:tc>
           <w:tcPr>
-            <w:tcW w:type="dxa" w:w="2257"/>
+            <w:tcW w:type="dxa" w:w="1806"/>
+          </w:tcPr>
+          <w:p>
+            <w:r/>
+          </w:p>
+        </w:tc>
+        <w:tc>
+          <w:tcPr>
+            <w:tcW w:type="dxa" w:w="1806"/>
           </w:tcPr>
           <w:p>
             <w:r/>
@@ -411,7 +465,7 @@
       <w:tr>
         <w:tc>
           <w:tcPr>
-            <w:tcW w:type="dxa" w:w="2257"/>
+            <w:tcW w:type="dxa" w:w="1806"/>
           </w:tcPr>
           <w:p>
             <w:r>
@@ -421,7 +475,7 @@
         </w:tc>
         <w:tc>
           <w:tcPr>
-            <w:tcW w:type="dxa" w:w="2257"/>
+            <w:tcW w:type="dxa" w:w="1806"/>
           </w:tcPr>
           <w:p>
             <w:r/>
@@ -429,7 +483,7 @@
         </w:tc>
         <w:tc>
           <w:tcPr>
-            <w:tcW w:type="dxa" w:w="2257"/>
+            <w:tcW w:type="dxa" w:w="1806"/>
           </w:tcPr>
           <w:p>
             <w:r/>
@@ -437,7 +491,15 @@
         </w:tc>
         <w:tc>
           <w:tcPr>
-            <w:tcW w:type="dxa" w:w="2257"/>
+            <w:tcW w:type="dxa" w:w="1806"/>
+          </w:tcPr>
+          <w:p>
+            <w:r/>
+          </w:p>
+        </w:tc>
+        <w:tc>
+          <w:tcPr>
+            <w:tcW w:type="dxa" w:w="1806"/>
           </w:tcPr>
           <w:p>
             <w:r/>
@@ -447,7 +509,7 @@
       <w:tr>
         <w:tc>
           <w:tcPr>
-            <w:tcW w:type="dxa" w:w="2257"/>
+            <w:tcW w:type="dxa" w:w="1806"/>
           </w:tcPr>
           <w:p>
             <w:r>
@@ -457,7 +519,7 @@
         </w:tc>
         <w:tc>
           <w:tcPr>
-            <w:tcW w:type="dxa" w:w="2257"/>
+            <w:tcW w:type="dxa" w:w="1806"/>
           </w:tcPr>
           <w:p>
             <w:r/>
@@ -465,7 +527,7 @@
         </w:tc>
         <w:tc>
           <w:tcPr>
-            <w:tcW w:type="dxa" w:w="2257"/>
+            <w:tcW w:type="dxa" w:w="1806"/>
           </w:tcPr>
           <w:p>
             <w:r/>
@@ -473,7 +535,15 @@
         </w:tc>
         <w:tc>
           <w:tcPr>
-            <w:tcW w:type="dxa" w:w="2257"/>
+            <w:tcW w:type="dxa" w:w="1806"/>
+          </w:tcPr>
+          <w:p>
+            <w:r/>
+          </w:p>
+        </w:tc>
+        <w:tc>
+          <w:tcPr>
+            <w:tcW w:type="dxa" w:w="1806"/>
           </w:tcPr>
           <w:p>
             <w:r/>
@@ -483,7 +553,7 @@
       <w:tr>
         <w:tc>
           <w:tcPr>
-            <w:tcW w:type="dxa" w:w="2257"/>
+            <w:tcW w:type="dxa" w:w="1806"/>
           </w:tcPr>
           <w:p>
             <w:r>
@@ -493,7 +563,7 @@
         </w:tc>
         <w:tc>
           <w:tcPr>
-            <w:tcW w:type="dxa" w:w="2257"/>
+            <w:tcW w:type="dxa" w:w="1806"/>
           </w:tcPr>
           <w:p>
             <w:r/>
@@ -501,7 +571,7 @@
         </w:tc>
         <w:tc>
           <w:tcPr>
-            <w:tcW w:type="dxa" w:w="2257"/>
+            <w:tcW w:type="dxa" w:w="1806"/>
           </w:tcPr>
           <w:p>
             <w:r/>
@@ -509,7 +579,15 @@
         </w:tc>
         <w:tc>
           <w:tcPr>
-            <w:tcW w:type="dxa" w:w="2257"/>
+            <w:tcW w:type="dxa" w:w="1806"/>
+          </w:tcPr>
+          <w:p>
+            <w:r/>
+          </w:p>
+        </w:tc>
+        <w:tc>
+          <w:tcPr>
+            <w:tcW w:type="dxa" w:w="1806"/>
           </w:tcPr>
           <w:p>
             <w:r/>

--- a/informes/informe_seguimiento_pericles_vara_chapa_2026-04.docx
+++ b/informes/informe_seguimiento_pericles_vara_chapa_2026-04.docx
@@ -150,7 +150,62 @@
     </w:p>
     <w:p>
       <w:r>
-        <w:t>Sin datos registrados</w:t>
+        <w:t>Vara (0311Q VW) — VW Turismos</w:t>
+      </w:r>
+    </w:p>
+    <w:p>
+      <w:r>
+        <w:t>Total: 6/8 puntos</w:t>
+      </w:r>
+    </w:p>
+    <w:p>
+      <w:r>
+        <w:rPr>
+          <w:b/>
+          <w:color w:val="1A7A3C"/>
+        </w:rPr>
+        <w:t>Puntos positivos</w:t>
+      </w:r>
+    </w:p>
+    <w:p>
+      <w:pPr>
+        <w:pStyle w:val="ListBullet"/>
+      </w:pPr>
+      <w:r>
+        <w:t>Google Business Profile (GBP): 100,00% — 2/2 pts  |  Referencia: 0pts &lt;80% | 1pt ≥80% | 2pts 100%</w:t>
+      </w:r>
+    </w:p>
+    <w:p>
+      <w:pPr>
+        <w:pStyle w:val="ListBullet"/>
+      </w:pPr>
+      <w:r>
+        <w:t>Medidas de Servicio (EC28): 0,97% — 2/2 pts  |  Referencia: 0pts &gt;5% | 1pt ≤5% | 2pts ≤3%</w:t>
+      </w:r>
+    </w:p>
+    <w:p>
+      <w:pPr>
+        <w:pStyle w:val="ListBullet"/>
+      </w:pPr>
+      <w:r>
+        <w:t>Club Volkswagen Postventa: 6,08% — 2/2 pts  |  Referencia: 0pts &lt;3% | 1pt ≥3% | 2pts ≥6%</w:t>
+      </w:r>
+    </w:p>
+    <w:p>
+      <w:r>
+        <w:rPr>
+          <w:b/>
+          <w:color w:val="C0392B"/>
+        </w:rPr>
+        <w:t>Puntos a mejorar</w:t>
+      </w:r>
+    </w:p>
+    <w:p>
+      <w:pPr>
+        <w:pStyle w:val="ListBullet"/>
+      </w:pPr>
+      <w:r>
+        <w:t>Conectividad Posventa: 10,90% — 0/2 pts  |  Referencia: 0pts &lt;25% | 1pt ≥25% | 2pts ≥40%</w:t>
       </w:r>
     </w:p>
     <w:p/>
